--- a/docs/SESSION_AUDIT_GNI_S42.docx
+++ b/docs/SESSION_AUDIT_GNI_S42.docx
@@ -19,7 +19,7 @@
           <w:i/>
           <w:iCs/>
         </w:rPr>
-        <w:t xml:space="preserve">Session window: June 1–3 (B3 build) + June 11 (health audit &amp; fix). Carried across one mid-session compaction at ~81% context. Operator: James Maverick (Bro Alpha). Architect/engineer: solo + Claude.</w:t>
+        <w:t xml:space="preserve">Session window: June 1–3 (B3 build) + June 11 (health audit &amp; fix). Carried across one mid-session compaction at ~81% context. Operator: James Maverick. Architect/engineer: solo + Claude.</w:t>
       </w:r>
     </w:p>
     <w:p>
@@ -43,7 +43,7 @@
         <w:spacing w:after="120"/>
       </w:pPr>
       <w:r>
-        <w:t xml:space="preserve">Two phases. Phase 1 built B3 (the entity-graph “invisible-links” layer) end-to-end and shipped a Project Lens export improvement. Phase 2, eight days later, ran a full 9-day autonomous health audit, found the single failure in ~250 runs, root-caused it, fixed it, and validated the failure-alert system on a real failure. GNI is confirmed healthy and now more robust than before.</w:t>
+        <w:t xml:space="preserve">Two phases. Phase 1 built B3 (the entity-graph “invisible-links” layer) end-to-end and shipped a Partner B export improvement. Phase 2, eight days later, ran a full 9-day autonomous health audit, found the single failure in ~250 runs, root-caused it, fixed it, and validated the failure-alert system on a real failure. GNI is confirmed healthy and now more robust than before.</w:t>
       </w:r>
     </w:p>
     <w:p>
@@ -371,7 +371,7 @@
           </w:tcPr>
           <w:p>
             <w:r>
-              <w:t xml:space="preserve">(Project Lens repo) feat: add 'Unflagged Titles with Links' sheet to S1/S2 ref exports</w:t>
+              <w:t xml:space="preserve">(Partner B repo) feat: add 'Unflagged Titles with Links' sheet to S1/S2 ref exports</w:t>
             </w:r>
           </w:p>
         </w:tc>
@@ -430,7 +430,7 @@
         <w:spacing w:after="120"/>
       </w:pPr>
       <w:r>
-        <w:t xml:space="preserve">3.5 Project Lens (f813302). Added Sheet 4 “Unflagged Titles with Links” to S1/S2 xlsx exports in build_excel (both modes): pool (sheet1) minus scored/flagged (sheet2) by ref_id. Cross-slot case (scored ref not in pool) handled by set-difference construction. Proven on mock data.</w:t>
+        <w:t xml:space="preserve">3.5 Partner B (f813302). Added Sheet 4 “Unflagged Titles with Links” to S1/S2 xlsx exports in build_excel (both modes): pool (sheet1) minus scored/flagged (sheet2) by ref_id. Cross-slot case (scored ref not in pool) handled by set-difference construction. Proven on mock data.</w:t>
       </w:r>
     </w:p>
     <w:p>
